--- a/docs/Six_Month_DevOps_Engineering_Roadmap.docx
+++ b/docs/Six_Month_DevOps_Engineering_Roadmap.docx
@@ -1695,7 +1695,7 @@
         <w:pStyle w:val="Heading2"/>
       </w:pPr>
       <w:r>
-        <w:t>Week 1 AWS account safety and IAM</w:t>
+        <w:t>Week 1 AWS account safety and IAM — DONE ✅</w:t>
       </w:r>
     </w:p>
     <w:tbl>
